--- a/deliverables/PyMentor_Written_Report.docx
+++ b/deliverables/PyMentor_Written_Report.docx
@@ -1866,7 +1866,7 @@
           <w:b/>
           <w:color w:val="2E74B5"/>
         </w:rPr>
-        <w:t>Public GitHub repository: https://github.com/Tikaaaaaaa/pymentor-personalized-python-tutor</w:t>
+        <w:t>Public GitHub repository: https://github.com/Seif-Elbanan/PyMentor</w:t>
       </w:r>
     </w:p>
     <w:sectPr>
